--- a/la-marque/대본/9부/01화_La_tresorerie.docx
+++ b/la-marque/대본/9부/01화_La_tresorerie.docx
@@ -856,7 +856,7 @@
         <w:pStyle w:val="BodyText"/>
       </w:pPr>
       <w:r>
-        <w:t xml:space="preserve">INES: Le stand réduit de moitié, l’année où Orsenne attaque. Je le note pour plus tard, quand je vous le reprocherai.</w:t>
+        <w:t xml:space="preserve">INES: Le stand réduit de moitié, l’année où Orsenne attaque. Je le note pour plus tard, quand je te le reprocherai.</w:t>
       </w:r>
     </w:p>
     <w:p>
